--- a/word_reports/LP_0412_위치_477_Kon Kan_I Beg Your Pardon.docx
+++ b/word_reports/LP_0412_위치_477_Kon Kan_I Beg Your Pardon.docx
@@ -4,7 +4,7 @@
   <w:body>
     <w:p>
       <w:pPr>
-        <w:spacing w:after="280"/>
+        <w:spacing w:after="80"/>
       </w:pPr>
       <w:r>
         <w:rPr w:rFonts="맑은 고딕">
@@ -13,94 +13,47 @@
           <w:color w:val="1E3A8A"/>
           <w:sz w:val="30"/>
         </w:rPr>
-        <w:t>[477] Kon Kan - I Beg Your Pardon /45rpm</w:t>
+        <w:t>Kon Kan (콘 칸) - I Beg Your Pardon /45rpm</w:t>
       </w:r>
     </w:p>
     <w:p>
       <w:pPr>
-        <w:spacing w:after="320"/>
+        <w:spacing w:after="240"/>
       </w:pPr>
       <w:r>
         <w:rPr w:rFonts="맑은 고딕">
           <w:rFonts w:ascii="맑은 고딕" w:hAnsi="맑은 고딕" w:eastAsia="맑은 고딕"/>
           <w:b/>
-          <w:sz w:val="20"/>
+          <w:color w:val="4B5563"/>
+          <w:sz w:val="22"/>
         </w:rPr>
-        <w:t>■ 위치 : 477</w:t>
-        <w:br/>
-      </w:r>
-      <w:r>
-        <w:rPr w:rFonts="맑은 고딕">
-          <w:rFonts w:ascii="맑은 고딕" w:hAnsi="맑은 고딕" w:eastAsia="맑은 고딕"/>
-          <w:b/>
-          <w:sz w:val="20"/>
-        </w:rPr>
-        <w:t>■ 아티스트 : Kon Kan</w:t>
-        <w:br/>
-      </w:r>
-      <w:r>
-        <w:rPr w:rFonts="맑은 고딕">
-          <w:rFonts w:ascii="맑은 고딕" w:hAnsi="맑은 고딕" w:eastAsia="맑은 고딕"/>
-          <w:b/>
-          <w:sz w:val="20"/>
-        </w:rPr>
-        <w:t>■ 앨범명 : I Beg Your Pardon /45rpm</w:t>
-        <w:br/>
-      </w:r>
-      <w:r>
-        <w:rPr w:rFonts="맑은 고딕">
-          <w:rFonts w:ascii="맑은 고딕" w:hAnsi="맑은 고딕" w:eastAsia="맑은 고딕"/>
-          <w:b w:val="0"/>
-          <w:sz w:val="20"/>
-        </w:rPr>
-        <w:t>■ 음반 레이블 : Atlantic Records</w:t>
-        <w:br/>
-      </w:r>
-      <w:r>
-        <w:rPr w:rFonts="맑은 고딕">
-          <w:rFonts w:ascii="맑은 고딕" w:hAnsi="맑은 고딕" w:eastAsia="맑은 고딕"/>
-          <w:b w:val="0"/>
-          <w:sz w:val="20"/>
-        </w:rPr>
-        <w:t>■ 발매년도 : 1988</w:t>
-        <w:br/>
-      </w:r>
-      <w:r>
-        <w:rPr w:rFonts="맑은 고딕">
-          <w:rFonts w:ascii="맑은 고딕" w:hAnsi="맑은 고딕" w:eastAsia="맑은 고딕"/>
-          <w:b w:val="0"/>
-          <w:sz w:val="20"/>
-        </w:rPr>
-        <w:t>■ 장르 : 신스팝 (Synth-Pop), 댄스팝 (Dance-Pop), 하이 에너지 (Hi-NRG)</w:t>
-        <w:br/>
-      </w:r>
-      <w:r>
-        <w:rPr w:rFonts="맑은 고딕">
-          <w:rFonts w:ascii="맑은 고딕" w:hAnsi="맑은 고딕" w:eastAsia="맑은 고딕"/>
-          <w:b w:val="0"/>
-          <w:sz w:val="20"/>
-        </w:rPr>
-        <w:t>■ 주요 수록곡 : 1. I Beg Your Pardon (I Never Promised You A Rose Garden) (12" Club Mix)</w:t>
-        <w:br/>
+        <w:t>위치 :  477</w:t>
       </w:r>
     </w:p>
     <w:p>
       <w:pPr>
-        <w:spacing w:after="160"/>
+        <w:spacing w:line="324" w:lineRule="auto" w:before="80" w:after="160"/>
       </w:pPr>
       <w:r>
         <w:rPr w:rFonts="맑은 고딕">
           <w:rFonts w:ascii="맑은 고딕" w:hAnsi="맑은 고딕" w:eastAsia="맑은 고딕"/>
           <w:b/>
           <w:color w:val="1F2937"/>
-          <w:sz w:val="24"/>
+          <w:sz w:val="22"/>
         </w:rPr>
-        <w:t>■ 음반 해설 및 감상 가이드</w:t>
+        <w:t xml:space="preserve">[음반 소개] </w:t>
+      </w:r>
+      <w:r>
+        <w:rPr w:rFonts="맑은 고딕">
+          <w:rFonts w:ascii="맑은 고딕" w:hAnsi="맑은 고딕" w:eastAsia="맑은 고딕"/>
+          <w:b w:val="0"/>
+          <w:sz w:val="21"/>
+        </w:rPr>
       </w:r>
     </w:p>
     <w:p>
       <w:pPr>
-        <w:spacing w:line="312" w:lineRule="auto" w:after="120"/>
+        <w:spacing w:line="324" w:lineRule="auto" w:after="120"/>
       </w:pPr>
       <w:r>
         <w:rPr w:rFonts="맑은 고딕">
@@ -108,51 +61,516 @@
           <w:b w:val="0"/>
           <w:sz w:val="21"/>
         </w:rPr>
-        <w:t>캐나다 출신의 멀티 악기 연주자이자 프로듀서인 배리 해리스(Barry Harris)가 이끈 프로젝트 그룹 곤 칸(Kon Kan)의 대표작 〈I Beg Your Pardon〉은 1980년대 후반 신스팝과 일렉트로닉 댄스 뮤직 신에 신선한 충격을 던져준 명작입니다. 이 곡은 빌보드 댄스 차트 상위권을 평정함은 물론, 영국과 미국을 비롯한 전 세계 주요 차트 상위권에 진입하며 곤 칸을 단숨에 세계적인 아티스트 반열에 올렸습니다. 곡 제목인 '곤 칸'은 캐나다 음반 라이선스 기관인 'CANCON(Canadian Content)'을 해학적으로 비튼 언어유희로, 밴드의 재치와 세련된 감각이 음악 전반에 녹아있습니다.</w:t>
+        <w:t>1980년대 후반, 신스팝의 황금기를 수놓았던 찬란한 멜로디와 혁신적인 샘플링 미학이 완벽한 조화를 이룬 콘 칸(Kon Kan)의 기념비적인 명반입니다. 린 앤더슨의 고전 명곡을 현대적인 댄스 비트 위로 유려하게 직조해 낸 이들의 대담한 음악적 시도는 당대 팝 씬에 신선한 충격과 서정적 감동을 동시에 안겨주었습니다. 45rpm 특유의 넓고 깊은 소릿골에 새겨진 정교한 신시사이저 텍스처와 박동하는 그루브는 세월이 흘러도 변치 않는 아날로그 사운드의 미학적 정수를 고스란히 전해줍니다.</w:t>
       </w:r>
     </w:p>
     <w:p>
       <w:pPr>
-        <w:spacing w:line="312" w:lineRule="auto" w:after="120"/>
+        <w:spacing w:line="324" w:lineRule="auto" w:before="200" w:after="80"/>
       </w:pPr>
+      <w:r>
+        <w:rPr w:rFonts="맑은 고딕">
+          <w:rFonts w:ascii="맑은 고딕" w:hAnsi="맑은 고딕" w:eastAsia="맑은 고딕"/>
+          <w:b/>
+          <w:color w:val="1E3A8A"/>
+          <w:sz w:val="24"/>
+        </w:rPr>
+        <w:t>1. 음반 데이터</w:t>
+      </w:r>
+    </w:p>
+    <w:p>
+      <w:pPr>
+        <w:spacing w:line="324" w:lineRule="auto" w:after="80"/>
+      </w:pPr>
+      <w:r>
+        <w:rPr w:rFonts="맑은 고딕">
+          <w:rFonts w:ascii="맑은 고딕" w:hAnsi="맑은 고딕" w:eastAsia="맑은 고딕"/>
+          <w:b w:val="0"/>
+          <w:color w:val="6B7280"/>
+          <w:sz w:val="21"/>
+        </w:rPr>
+        <w:t xml:space="preserve">· </w:t>
+      </w:r>
+      <w:r>
+        <w:rPr w:rFonts="맑은 고딕">
+          <w:rFonts w:ascii="맑은 고딕" w:hAnsi="맑은 고딕" w:eastAsia="맑은 고딕"/>
+          <w:b/>
+          <w:color w:val="1F2937"/>
+          <w:sz w:val="21"/>
+        </w:rPr>
+        <w:t xml:space="preserve">앨범명: </w:t>
+      </w:r>
       <w:r>
         <w:rPr w:rFonts="맑은 고딕">
           <w:rFonts w:ascii="맑은 고딕" w:hAnsi="맑은 고딕" w:eastAsia="맑은 고딕"/>
           <w:b w:val="0"/>
           <w:sz w:val="21"/>
         </w:rPr>
-        <w:t>이 음반의 가장 독창적인 음악적 가치는 이종(異種) 장르 간의 과감하고 정교한 샘플링 기법에 있습니다. 곤 칸은 1970년 린 앤더슨(Lynn Anderson)이 불러 세계적인 히트를 기록했던 컨트리 명곡 〈(I Never Promised You A) Rose Garden〉의 메인 멜로디와 가사를 세련된 신스팝 리듬 위에 접목하는 파격을 선보였습니다. 여기에 더해 실버 컨벤션(Silver Convention)의 디스코 트랙과 더 클래시(The Clash)의 펑크 록 샘플, 그리고 당대 첨단 전자 악기인 샘플러와 신시사이저의 비트를 절묘하게 레이어링하여, 과거의 향수와 미래지향적 사운드가 조화를 이루는 독보적인 사운드스케이프를 완성해 냈습니다.</w:t>
+        <w:t>I Beg Your Pardon /45rpm</w:t>
       </w:r>
     </w:p>
     <w:p>
       <w:pPr>
-        <w:spacing w:line="312" w:lineRule="auto" w:after="120"/>
+        <w:spacing w:line="324" w:lineRule="auto" w:after="80"/>
       </w:pPr>
+      <w:r>
+        <w:rPr w:rFonts="맑은 고딕">
+          <w:rFonts w:ascii="맑은 고딕" w:hAnsi="맑은 고딕" w:eastAsia="맑은 고딕"/>
+          <w:b w:val="0"/>
+          <w:color w:val="6B7280"/>
+          <w:sz w:val="21"/>
+        </w:rPr>
+        <w:t xml:space="preserve">· </w:t>
+      </w:r>
+      <w:r>
+        <w:rPr w:rFonts="맑은 고딕">
+          <w:rFonts w:ascii="맑은 고딕" w:hAnsi="맑은 고딕" w:eastAsia="맑은 고딕"/>
+          <w:b/>
+          <w:color w:val="1F2937"/>
+          <w:sz w:val="21"/>
+        </w:rPr>
+        <w:t xml:space="preserve">아티스트: </w:t>
+      </w:r>
       <w:r>
         <w:rPr w:rFonts="맑은 고딕">
           <w:rFonts w:ascii="맑은 고딕" w:hAnsi="맑은 고딕" w:eastAsia="맑은 고딕"/>
           <w:b w:val="0"/>
           <w:sz w:val="21"/>
         </w:rPr>
-        <w:t>45rpm 12인치 싱글 포맷으로 발매된 본 LP는 오디오필과 클럽 DJ 모두를 만족시키는 뛰어난 음질적 완성도를 자랑합니다. 33 1/3rpm에 비해 회전수가 빠른 45rpm 특유의 넓은 다이내믹 레인지 덕분에 묵직하게 깔리는 신스 베이스의 타격감과 날카롭고 선명한 하이햇 sound, 그리고 감각적인 보컬의 질감이 한층 입체적으로 전달됩니다. 수록된 클럽 믹스와 럽 믹스 등은 1980년대 말 신스팝이 도달했던 가공의 기술과 프로덕션의 미학을 오롯이 담아내고 있습니다.</w:t>
+        <w:t>Kon Kan (콘 칸)</w:t>
       </w:r>
     </w:p>
     <w:p>
       <w:pPr>
-        <w:spacing w:line="312" w:lineRule="auto" w:after="120"/>
+        <w:spacing w:line="324" w:lineRule="auto" w:after="80"/>
       </w:pPr>
+      <w:r>
+        <w:rPr w:rFonts="맑은 고딕">
+          <w:rFonts w:ascii="맑은 고딕" w:hAnsi="맑은 고딕" w:eastAsia="맑은 고딕"/>
+          <w:b w:val="0"/>
+          <w:color w:val="6B7280"/>
+          <w:sz w:val="21"/>
+        </w:rPr>
+        <w:t xml:space="preserve">· </w:t>
+      </w:r>
+      <w:r>
+        <w:rPr w:rFonts="맑은 고딕">
+          <w:rFonts w:ascii="맑은 고딕" w:hAnsi="맑은 고딕" w:eastAsia="맑은 고딕"/>
+          <w:b/>
+          <w:color w:val="1F2937"/>
+          <w:sz w:val="21"/>
+        </w:rPr>
+        <w:t xml:space="preserve">발매 정보: </w:t>
+      </w:r>
       <w:r>
         <w:rPr w:rFonts="맑은 고딕">
           <w:rFonts w:ascii="맑은 고딕" w:hAnsi="맑은 고딕" w:eastAsia="맑은 고딕"/>
           <w:b w:val="0"/>
           <w:sz w:val="21"/>
         </w:rPr>
-        <w:t>〈I Beg Your Pardon〉은 단순히 흥겨운 댄스 트랙을 넘어, 80년대 샘플링 문화의 진화 과정을 증명하는 유산이자 시대를 초월한 팝 멜로디의 힘을 보여주는 작품입니다. 쿨하면서도 멜랑콜리한 보컬 톤과 질주하는 정교한 시퀀싱 비트가 교차하는 순간, 리스너는 80년대 감성의 정점과 아날로그 신시사이저 사운드가 주는 특유의 쾌감을 깊이 있게 경험할 수 있을 것입니다.</w:t>
+        <w:t>1988년 싱글로 첫선을 보인 후 1989년 전 세계를 강타한 12인치 맥시 싱글로, 고음질 재생을 위해 45rpm 규격으로 프레싱되어 탁월한 음압과 다이내믹 레인지를 자랑하는 역사적 음반입니다.</w:t>
+      </w:r>
+    </w:p>
+    <w:p>
+      <w:pPr>
+        <w:spacing w:line="324" w:lineRule="auto" w:after="80"/>
+      </w:pPr>
+      <w:r>
+        <w:rPr w:rFonts="맑은 고딕">
+          <w:rFonts w:ascii="맑은 고딕" w:hAnsi="맑은 고딕" w:eastAsia="맑은 고딕"/>
+          <w:b w:val="0"/>
+          <w:color w:val="6B7280"/>
+          <w:sz w:val="21"/>
+        </w:rPr>
+        <w:t xml:space="preserve">· </w:t>
+      </w:r>
+      <w:r>
+        <w:rPr w:rFonts="맑은 고딕">
+          <w:rFonts w:ascii="맑은 고딕" w:hAnsi="맑은 고딕" w:eastAsia="맑은 고딕"/>
+          <w:b/>
+          <w:color w:val="1F2937"/>
+          <w:sz w:val="21"/>
+        </w:rPr>
+        <w:t xml:space="preserve">LP 인기도(판매량): </w:t>
+      </w:r>
+      <w:r>
+        <w:rPr w:rFonts="맑은 고딕">
+          <w:rFonts w:ascii="맑은 고딕" w:hAnsi="맑은 고딕" w:eastAsia="맑은 고딕"/>
+          <w:b w:val="0"/>
+          <w:sz w:val="21"/>
+        </w:rPr>
+        <w:t>미국 빌보드 핫 100 차트 15위, 빌보드 댄스 차트 3위를 기록하였으며, 영국 오피셜 싱글 차트 5위 및 캐나다, 독일 등 유럽 각국 차트 최상위권에 오르며 골드 레코드 이상의 눈부신 상업적 성과를 거두었습니다.</w:t>
+      </w:r>
+    </w:p>
+    <w:p>
+      <w:pPr>
+        <w:spacing w:line="324" w:lineRule="auto" w:after="80"/>
+      </w:pPr>
+      <w:r>
+        <w:rPr w:rFonts="맑은 고딕">
+          <w:rFonts w:ascii="맑은 고딕" w:hAnsi="맑은 고딕" w:eastAsia="맑은 고딕"/>
+          <w:b w:val="0"/>
+          <w:color w:val="6B7280"/>
+          <w:sz w:val="21"/>
+        </w:rPr>
+        <w:t xml:space="preserve">· </w:t>
+      </w:r>
+      <w:r>
+        <w:rPr w:rFonts="맑은 고딕">
+          <w:rFonts w:ascii="맑은 고딕" w:hAnsi="맑은 고딕" w:eastAsia="맑은 고딕"/>
+          <w:b/>
+          <w:color w:val="1F2937"/>
+          <w:sz w:val="21"/>
+        </w:rPr>
+        <w:t xml:space="preserve">각종 수상경력: </w:t>
+      </w:r>
+      <w:r>
+        <w:rPr w:rFonts="맑은 고딕">
+          <w:rFonts w:ascii="맑은 고딕" w:hAnsi="맑은 고딕" w:eastAsia="맑은 고딕"/>
+          <w:b w:val="0"/>
+          <w:sz w:val="21"/>
+        </w:rPr>
+        <w:t>1990년 캐나다 최고 권위의 대중음악 시상식인 주노상(Juno Award)에서 '최우수 댄스 레코딩(Best Dance Recording)' 부문을 수상하며 대중성과 음악성을 고루 인정받았습니다.</w:t>
+      </w:r>
+    </w:p>
+    <w:p>
+      <w:pPr>
+        <w:spacing w:line="324" w:lineRule="auto" w:before="200" w:after="80"/>
+      </w:pPr>
+      <w:r>
+        <w:rPr w:rFonts="맑은 고딕">
+          <w:rFonts w:ascii="맑은 고딕" w:hAnsi="맑은 고딕" w:eastAsia="맑은 고딕"/>
+          <w:b/>
+          <w:color w:val="1E3A8A"/>
+          <w:sz w:val="24"/>
+        </w:rPr>
+        <w:t>2. 아티스트 정보</w:t>
+      </w:r>
+    </w:p>
+    <w:p>
+      <w:pPr>
+        <w:spacing w:line="324" w:lineRule="auto" w:after="80"/>
+      </w:pPr>
+      <w:r>
+        <w:rPr w:rFonts="맑은 고딕">
+          <w:rFonts w:ascii="맑은 고딕" w:hAnsi="맑은 고딕" w:eastAsia="맑은 고딕"/>
+          <w:b w:val="0"/>
+          <w:color w:val="6B7280"/>
+          <w:sz w:val="21"/>
+        </w:rPr>
+        <w:t xml:space="preserve">· </w:t>
+      </w:r>
+      <w:r>
+        <w:rPr w:rFonts="맑은 고딕">
+          <w:rFonts w:ascii="맑은 고딕" w:hAnsi="맑은 고딕" w:eastAsia="맑은 고딕"/>
+          <w:b/>
+          <w:color w:val="1F2937"/>
+          <w:sz w:val="21"/>
+        </w:rPr>
+        <w:t xml:space="preserve">국적: </w:t>
+      </w:r>
+      <w:r>
+        <w:rPr w:rFonts="맑은 고딕">
+          <w:rFonts w:ascii="맑은 고딕" w:hAnsi="맑은 고딕" w:eastAsia="맑은 고딕"/>
+          <w:b w:val="0"/>
+          <w:sz w:val="21"/>
+        </w:rPr>
+        <w:t>캐나다 (Canada)</w:t>
+      </w:r>
+    </w:p>
+    <w:p>
+      <w:pPr>
+        <w:spacing w:line="324" w:lineRule="auto" w:after="80"/>
+      </w:pPr>
+      <w:r>
+        <w:rPr w:rFonts="맑은 고딕">
+          <w:rFonts w:ascii="맑은 고딕" w:hAnsi="맑은 고딕" w:eastAsia="맑은 고딕"/>
+          <w:b w:val="0"/>
+          <w:color w:val="6B7280"/>
+          <w:sz w:val="21"/>
+        </w:rPr>
+        <w:t xml:space="preserve">· </w:t>
+      </w:r>
+      <w:r>
+        <w:rPr w:rFonts="맑은 고딕">
+          <w:rFonts w:ascii="맑은 고딕" w:hAnsi="맑은 고딕" w:eastAsia="맑은 고딕"/>
+          <w:b/>
+          <w:color w:val="1F2937"/>
+          <w:sz w:val="21"/>
+        </w:rPr>
+        <w:t xml:space="preserve">생몰년도: </w:t>
+      </w:r>
+      <w:r>
+        <w:rPr w:rFonts="맑은 고딕">
+          <w:rFonts w:ascii="맑은 고딕" w:hAnsi="맑은 고딕" w:eastAsia="맑은 고딕"/>
+          <w:b w:val="0"/>
+          <w:sz w:val="21"/>
+        </w:rPr>
+        <w:t>1988년 결성</w:t>
+      </w:r>
+    </w:p>
+    <w:p>
+      <w:pPr>
+        <w:spacing w:line="324" w:lineRule="auto" w:after="80"/>
+      </w:pPr>
+      <w:r>
+        <w:rPr w:rFonts="맑은 고딕">
+          <w:rFonts w:ascii="맑은 고딕" w:hAnsi="맑은 고딕" w:eastAsia="맑은 고딕"/>
+          <w:b w:val="0"/>
+          <w:color w:val="6B7280"/>
+          <w:sz w:val="21"/>
+        </w:rPr>
+        <w:t xml:space="preserve">· </w:t>
+      </w:r>
+      <w:r>
+        <w:rPr w:rFonts="맑은 고딕">
+          <w:rFonts w:ascii="맑은 고딕" w:hAnsi="맑은 고딕" w:eastAsia="맑은 고딕"/>
+          <w:b/>
+          <w:color w:val="1F2937"/>
+          <w:sz w:val="21"/>
+        </w:rPr>
+        <w:t xml:space="preserve">그룹 소속: </w:t>
+      </w:r>
+      <w:r>
+        <w:rPr w:rFonts="맑은 고딕">
+          <w:rFonts w:ascii="맑은 고딕" w:hAnsi="맑은 고딕" w:eastAsia="맑은 고딕"/>
+          <w:b w:val="0"/>
+          <w:sz w:val="21"/>
+        </w:rPr>
+        <w:t>듀오 (Duo / Barry Harris, Kevin Wynne)</w:t>
+      </w:r>
+    </w:p>
+    <w:p>
+      <w:pPr>
+        <w:spacing w:line="324" w:lineRule="auto" w:after="80"/>
+      </w:pPr>
+      <w:r>
+        <w:rPr w:rFonts="맑은 고딕">
+          <w:rFonts w:ascii="맑은 고딕" w:hAnsi="맑은 고딕" w:eastAsia="맑은 고딕"/>
+          <w:b w:val="0"/>
+          <w:color w:val="6B7280"/>
+          <w:sz w:val="21"/>
+        </w:rPr>
+        <w:t xml:space="preserve">· </w:t>
+      </w:r>
+      <w:r>
+        <w:rPr w:rFonts="맑은 고딕">
+          <w:rFonts w:ascii="맑은 고딕" w:hAnsi="맑은 고딕" w:eastAsia="맑은 고딕"/>
+          <w:b/>
+          <w:color w:val="1F2937"/>
+          <w:sz w:val="21"/>
+        </w:rPr>
+        <w:t xml:space="preserve">아티스트 소개: </w:t>
+      </w:r>
+      <w:r>
+        <w:rPr w:rFonts="맑은 고딕">
+          <w:rFonts w:ascii="맑은 고딕" w:hAnsi="맑은 고딕" w:eastAsia="맑은 고딕"/>
+          <w:b w:val="0"/>
+          <w:sz w:val="21"/>
+        </w:rPr>
+        <w:t>콘 칸은 프로듀서 배리 해리스의 정교한 사운드 메이킹과 케빈 윈의 감각적인 보컬이 결합된 캐나다의 신스팝·댄스 듀오입니다. 캐나다 방송 콘텐츠 쿼터제를 일컫는 'CanCon'에서 이름을 따온 이들은, 샘플링 기법을 선구적으로 대중음악에 융합하여 80년대 말 일렉트로닉 팝의 새로운 지평을 열었습니다.</w:t>
+      </w:r>
+    </w:p>
+    <w:p>
+      <w:pPr>
+        <w:spacing w:line="324" w:lineRule="auto" w:before="200" w:after="80"/>
+      </w:pPr>
+      <w:r>
+        <w:rPr w:rFonts="맑은 고딕">
+          <w:rFonts w:ascii="맑은 고딕" w:hAnsi="맑은 고딕" w:eastAsia="맑은 고딕"/>
+          <w:b/>
+          <w:color w:val="1E3A8A"/>
+          <w:sz w:val="24"/>
+        </w:rPr>
+        <w:t>3. 음반 상세 분석</w:t>
+      </w:r>
+    </w:p>
+    <w:p>
+      <w:pPr>
+        <w:spacing w:line="324" w:lineRule="auto" w:after="80"/>
+      </w:pPr>
+      <w:r>
+        <w:rPr w:rFonts="맑은 고딕">
+          <w:rFonts w:ascii="맑은 고딕" w:hAnsi="맑은 고딕" w:eastAsia="맑은 고딕"/>
+          <w:b w:val="0"/>
+          <w:color w:val="6B7280"/>
+          <w:sz w:val="21"/>
+        </w:rPr>
+        <w:t xml:space="preserve">· </w:t>
+      </w:r>
+      <w:r>
+        <w:rPr w:rFonts="맑은 고딕">
+          <w:rFonts w:ascii="맑은 고딕" w:hAnsi="맑은 고딕" w:eastAsia="맑은 고딕"/>
+          <w:b/>
+          <w:color w:val="1F2937"/>
+          <w:sz w:val="21"/>
+        </w:rPr>
+        <w:t xml:space="preserve">역사적 위치: </w:t>
+      </w:r>
+      <w:r>
+        <w:rPr w:rFonts="맑은 고딕">
+          <w:rFonts w:ascii="맑은 고딕" w:hAnsi="맑은 고딕" w:eastAsia="맑은 고딕"/>
+          <w:b w:val="0"/>
+          <w:sz w:val="21"/>
+        </w:rPr>
+        <w:t>80년대 신스팝의 종막과 90년대 하우스·유로댄스의 태동을 잇는 가교 역할을 한 작품입니다. 고전 컨트리 팝 명곡 "(I Never Promised You A) Rose Garden"의 코러스를 과감하게 차용하여 신스팝 구조에 자연스럽게 녹여냄으로써, 훗날 팝 음악계에 만개하게 될 매시업(Mashup)과 창의적 샘플링의 모범적인 전형을 제시하였습니다.</w:t>
+      </w:r>
+    </w:p>
+    <w:p>
+      <w:pPr>
+        <w:spacing w:line="324" w:lineRule="auto" w:after="80"/>
+      </w:pPr>
+      <w:r>
+        <w:rPr w:rFonts="맑은 고딕">
+          <w:rFonts w:ascii="맑은 고딕" w:hAnsi="맑은 고딕" w:eastAsia="맑은 고딕"/>
+          <w:b w:val="0"/>
+          <w:color w:val="6B7280"/>
+          <w:sz w:val="21"/>
+        </w:rPr>
+        <w:t xml:space="preserve">· </w:t>
+      </w:r>
+      <w:r>
+        <w:rPr w:rFonts="맑은 고딕">
+          <w:rFonts w:ascii="맑은 고딕" w:hAnsi="맑은 고딕" w:eastAsia="맑은 고딕"/>
+          <w:b/>
+          <w:color w:val="1F2937"/>
+          <w:sz w:val="21"/>
+        </w:rPr>
+        <w:t xml:space="preserve">시대의 흔적(스토리텔링): </w:t>
+      </w:r>
+      <w:r>
+        <w:rPr w:rFonts="맑은 고딕">
+          <w:rFonts w:ascii="맑은 고딕" w:hAnsi="맑은 고딕" w:eastAsia="맑은 고딕"/>
+          <w:b w:val="0"/>
+          <w:sz w:val="21"/>
+        </w:rPr>
+        <w:t>화려한 네온사인과 카세트테이프, 그리고 턴테이블이 거리를 물들이던 1980년대 말의 낭만적인 청춘의 표상이 이 음반 안에 살아 숨 쉽니다. 클럽의 뜨거운 열기 속에서도 아련한 노스탤지어를 자아내는 멜로디 라인은 당시 청년 세대들이 공유했던 자유분방함과 시대적 서정을 생생히 증언합니다.</w:t>
+      </w:r>
+    </w:p>
+    <w:p>
+      <w:pPr>
+        <w:spacing w:line="324" w:lineRule="auto" w:before="200" w:after="80"/>
+      </w:pPr>
+      <w:r>
+        <w:rPr w:rFonts="맑은 고딕">
+          <w:rFonts w:ascii="맑은 고딕" w:hAnsi="맑은 고딕" w:eastAsia="맑은 고딕"/>
+          <w:b/>
+          <w:color w:val="1E3A8A"/>
+          <w:sz w:val="24"/>
+        </w:rPr>
+        <w:t>4. 주요 수록곡 및 감상 제언</w:t>
+      </w:r>
+    </w:p>
+    <w:p>
+      <w:pPr>
+        <w:spacing w:line="324" w:lineRule="auto" w:after="80"/>
+      </w:pPr>
+      <w:r>
+        <w:rPr w:rFonts="맑은 고딕">
+          <w:rFonts w:ascii="맑은 고딕" w:hAnsi="맑은 고딕" w:eastAsia="맑은 고딕"/>
+          <w:b w:val="0"/>
+          <w:color w:val="6B7280"/>
+          <w:sz w:val="21"/>
+        </w:rPr>
+        <w:t xml:space="preserve">· </w:t>
+      </w:r>
+      <w:r>
+        <w:rPr w:rFonts="맑은 고딕">
+          <w:rFonts w:ascii="맑은 고딕" w:hAnsi="맑은 고딕" w:eastAsia="맑은 고딕"/>
+          <w:b/>
+          <w:color w:val="1F2937"/>
+          <w:sz w:val="21"/>
+        </w:rPr>
+        <w:t xml:space="preserve">주요 수록곡 특징: </w:t>
+      </w:r>
+      <w:r>
+        <w:rPr w:rFonts="맑은 고딕">
+          <w:rFonts w:ascii="맑은 고딕" w:hAnsi="맑은 고딕" w:eastAsia="맑은 고딕"/>
+          <w:b w:val="0"/>
+          <w:sz w:val="21"/>
+        </w:rPr>
+        <w:t>표제작 "I Beg Your Pardon"은 질주하는 신시사이저 아르페지오와 애수를 띤 보컬 멜로디, 그리고 불현듯 파고드는 정겨운 보컬 샘플이 환상적인 대비를 이룹니다. 45rpm 12인치 버전 특유의 긴 호흡을 지닌 인트로와 정교한 브레이크다운은 댄스 플로어의 긴장감과 희열을 극대화합니다.</w:t>
+      </w:r>
+    </w:p>
+    <w:p>
+      <w:pPr>
+        <w:spacing w:line="324" w:lineRule="auto" w:after="80"/>
+      </w:pPr>
+      <w:r>
+        <w:rPr w:rFonts="맑은 고딕">
+          <w:rFonts w:ascii="맑은 고딕" w:hAnsi="맑은 고딕" w:eastAsia="맑은 고딕"/>
+          <w:b w:val="0"/>
+          <w:color w:val="6B7280"/>
+          <w:sz w:val="21"/>
+        </w:rPr>
+        <w:t xml:space="preserve">· </w:t>
+      </w:r>
+      <w:r>
+        <w:rPr w:rFonts="맑은 고딕">
+          <w:rFonts w:ascii="맑은 고딕" w:hAnsi="맑은 고딕" w:eastAsia="맑은 고딕"/>
+          <w:b/>
+          <w:color w:val="1F2937"/>
+          <w:sz w:val="21"/>
+        </w:rPr>
+        <w:t xml:space="preserve">빈티지 감상 제언: </w:t>
+      </w:r>
+      <w:r>
+        <w:rPr w:rFonts="맑은 고딕">
+          <w:rFonts w:ascii="맑은 고딕" w:hAnsi="맑은 고딕" w:eastAsia="맑은 고딕"/>
+          <w:b w:val="0"/>
+          <w:sz w:val="21"/>
+        </w:rPr>
+        <w:t>45rpm 회전에서 비롯되는 압도적인 정보량과 깊은 저역의 타격감에 주목해 보시길 권합니다. 진공관 앰프를 거쳐 울려 퍼지는 둔중한 베이스라인과 턴테이블 카트리지가 긁어내는 아날로그 신스의 따스한 온기는 디지털 리마스터링 음원에서는 결코 느낄 수 없는 입체적인 공간감을 선사합니다.</w:t>
+      </w:r>
+    </w:p>
+    <w:p>
+      <w:pPr>
+        <w:spacing w:line="324" w:lineRule="auto" w:after="80"/>
+      </w:pPr>
+      <w:r>
+        <w:rPr w:rFonts="맑은 고딕">
+          <w:rFonts w:ascii="맑은 고딕" w:hAnsi="맑은 고딕" w:eastAsia="맑은 고딕"/>
+          <w:b w:val="0"/>
+          <w:color w:val="6B7280"/>
+          <w:sz w:val="21"/>
+        </w:rPr>
+        <w:t xml:space="preserve">· </w:t>
+      </w:r>
+      <w:r>
+        <w:rPr w:rFonts="맑은 고딕">
+          <w:rFonts w:ascii="맑은 고딕" w:hAnsi="맑은 고딕" w:eastAsia="맑은 고딕"/>
+          <w:b/>
+          <w:color w:val="1F2937"/>
+          <w:sz w:val="21"/>
+        </w:rPr>
+        <w:t xml:space="preserve">소장 가치: </w:t>
+      </w:r>
+      <w:r>
+        <w:rPr w:rFonts="맑은 고딕">
+          <w:rFonts w:ascii="맑은 고딕" w:hAnsi="맑은 고딕" w:eastAsia="맑은 고딕"/>
+          <w:b w:val="0"/>
+          <w:sz w:val="21"/>
+        </w:rPr>
+        <w:t>80년대 팝 역사를 빛낸 시대를 초월한 댄스 앤섬을 최상의 아날로그 해상도로 감상할 수 있는 필청 바이닐입니다. 신스팝 애호가는 물론, 12인치 싱글 특유의 강력한 음압을 사랑하는 LP 컬렉터라면 반드시 소장해야 할 아날로그 명반입니다.</w:t>
+      </w:r>
+    </w:p>
+    <w:p>
+      <w:pPr>
+        <w:spacing w:line="324" w:lineRule="auto" w:after="120" w:before="160"/>
+      </w:pPr>
+      <w:r>
+        <w:rPr w:rFonts="맑은 고딕">
+          <w:rFonts w:ascii="맑은 고딕" w:hAnsi="맑은 고딕" w:eastAsia="맑은 고딕"/>
+          <w:b/>
+          <w:color w:val="4338CA"/>
+          <w:sz w:val="21"/>
+        </w:rPr>
+        <w:t>이 음반을 통해 아날로그 그루브의 역동적인 리듬과 80년대 신스팝이 전해주는 감동을 다시 한번 경험해 보시는 것은 어떨까요?</w:t>
       </w:r>
     </w:p>
     <w:sectPr>
       <w:pgSz w:w="12240" w:h="15840"/>
-      <w:pgMar w:top="1440" w:right="1440" w:bottom="1440" w:left="1440" w:header="720" w:footer="720" w:gutter="0"/>
+      <w:pgMar w:top="1152" w:right="1296" w:bottom="1152" w:left="1296" w:header="720" w:footer="720" w:gutter="0"/>
       <w:cols w:space="720"/>
       <w:docGrid w:linePitch="360"/>
     </w:sectPr>
